--- a/docs/documentos-funcionales/04-ficha-detalle-propiedad.docx
+++ b/docs/documentos-funcionales/04-ficha-detalle-propiedad.docx
@@ -14,7 +14,7 @@
           <w:sz w:val="18"/>
           <w:szCs w:val="18"/>
         </w:rPr>
-        <w:t xml:space="preserve">BBVA MI CASA — PROTOTIPO FUNCIONAL</w:t>
+        <w:t xml:space="preserve">BBVA MI CASA — REQUERIMIENTOS FUNCIONALES</w:t>
       </w:r>
     </w:p>
     <w:p>
@@ -43,26 +43,7 @@
           <w:sz w:val="20"/>
           <w:szCs w:val="20"/>
         </w:rPr>
-        <w:t xml:space="preserve">Documento funcional  ·  15 de septiembre de 2026</w:t>
-      </w:r>
-    </w:p>
-    <w:p>
-      <w:pPr>
-        <w:pBdr>
-          <w:left w:val="single" w:color="004481" w:sz="18" w:space="8"/>
-        </w:pBdr>
-        <w:spacing w:after="60"/>
-        <w:ind w:left="200"/>
-      </w:pPr>
-      <w:r>
-        <w:rPr>
-          <w:i/>
-          <w:iCs/>
-          <w:color w:val="5B6B7A"/>
-          <w:sz w:val="20"/>
-          <w:szCs w:val="20"/>
-        </w:rPr>
-        <w:t xml:space="preserve">Nota de alcance: este documento describe el funcionamiento de una MAQUETA / PROTOTIPO FUNCIONAL de BBVA Mi Casa (una interfaz navegable con datos y reglas de ejemplo, sin backend ni integraciones reales), no la documentación de un proyecto en producción. Donde algo hoy está simulado, mockeado o pendiente de definición, se aclara explícitamente en las secciones de Integraciones, Seguridad y Pendientes.</w:t>
+        <w:t xml:space="preserve">Requerimiento funcional  ·  15 de septiembre de 2026</w:t>
       </w:r>
     </w:p>
     <w:p>
@@ -118,7 +99,7 @@
           <w:bCs/>
           <w:color w:val="0B1F3A"/>
         </w:rPr>
-        <w:t xml:space="preserve">Incluye en este prototipo</w:t>
+        <w:t xml:space="preserve">Incluye</w:t>
       </w:r>
     </w:p>
     <w:p>
@@ -183,7 +164,7 @@
         <w:spacing w:after="90"/>
       </w:pPr>
       <w:r>
-        <w:t xml:space="preserve">Acción "Contactar asesor inmobiliario" por WhatsApp (Módulo 10).</w:t>
+        <w:t xml:space="preserve">Acción "Contactar asesor inmobiliario" (Módulo 10).</w:t>
       </w:r>
     </w:p>
     <w:p>
@@ -197,7 +178,7 @@
           <w:bCs/>
           <w:color w:val="0B1F3A"/>
         </w:rPr>
-        <w:t xml:space="preserve">No incluye</w:t>
+        <w:t xml:space="preserve">Fuera de alcance</w:t>
       </w:r>
     </w:p>
     <w:p>
@@ -223,7 +204,7 @@
         <w:spacing w:after="90"/>
       </w:pPr>
       <w:r>
-        <w:t xml:space="preserve">Comentarios, reseñas o preguntas públicas sobre la propiedad.</w:t>
+        <w:t xml:space="preserve">Comentarios, reseñas o preguntas públicas sobre la propiedad (ver Pendientes).</w:t>
       </w:r>
     </w:p>
     <w:p>
@@ -395,20 +376,20 @@
           <w:bCs/>
           <w:color w:val="004481"/>
         </w:rPr>
-        <w:t xml:space="preserve">6. Datos que maneja — equipo de Data</w:t>
-      </w:r>
-    </w:p>
-    <w:p>
-      <w:pPr>
-        <w:pStyle w:val="ListParagraph"/>
-        <w:numPr>
-          <w:ilvl w:val="0"/>
-          <w:numId w:val="2"/>
-        </w:numPr>
-        <w:spacing w:after="90"/>
-      </w:pPr>
-      <w:r>
-        <w:t xml:space="preserve">Los mismos campos del catálogo de propiedades (PROPS) que alimentan el listado (Módulo 3), más los específicos de la ficha: descripción larga, amenities, fotos, antigüedad y días publicado.</w:t>
+        <w:t xml:space="preserve">6. Requerimientos de datos — equipo de Data</w:t>
+      </w:r>
+    </w:p>
+    <w:p>
+      <w:pPr>
+        <w:pStyle w:val="ListParagraph"/>
+        <w:numPr>
+          <w:ilvl w:val="0"/>
+          <w:numId w:val="2"/>
+        </w:numPr>
+        <w:spacing w:after="90"/>
+      </w:pPr>
+      <w:r>
+        <w:t xml:space="preserve">Los mismos campos del catálogo de propiedades que alimentan el listado (Módulo 3), más los específicos de la ficha: descripción larga, amenities, fotos, antigüedad y días publicado.</w:t>
       </w:r>
     </w:p>
     <w:p>
@@ -425,33 +406,46 @@
           <w:bCs/>
           <w:color w:val="004481"/>
         </w:rPr>
-        <w:t xml:space="preserve">7. Integraciones y dependencias — equipo de Infraestructura</w:t>
-      </w:r>
-    </w:p>
-    <w:p>
-      <w:pPr>
-        <w:pStyle w:val="ListParagraph"/>
-        <w:numPr>
-          <w:ilvl w:val="0"/>
-          <w:numId w:val="2"/>
-        </w:numPr>
-        <w:spacing w:after="90"/>
-      </w:pPr>
-      <w:r>
-        <w:t xml:space="preserve">Mini-mapa vía Leaflet.js.</w:t>
-      </w:r>
-    </w:p>
-    <w:p>
-      <w:pPr>
-        <w:pStyle w:val="ListParagraph"/>
-        <w:numPr>
-          <w:ilvl w:val="0"/>
-          <w:numId w:val="2"/>
-        </w:numPr>
-        <w:spacing w:after="90"/>
-      </w:pPr>
-      <w:r>
-        <w:t xml:space="preserve">"Contactar asesor inmobiliario" abre un deep-link de WhatsApp (ver Módulo 10 para el detalle de esa integración).</w:t>
+        <w:t xml:space="preserve">7. Integraciones e infraestructura — equipo de Infraestructura</w:t>
+      </w:r>
+    </w:p>
+    <w:p>
+      <w:pPr>
+        <w:pStyle w:val="ListParagraph"/>
+        <w:numPr>
+          <w:ilvl w:val="0"/>
+          <w:numId w:val="2"/>
+        </w:numPr>
+        <w:spacing w:after="90"/>
+      </w:pPr>
+      <w:r>
+        <w:t xml:space="preserve">Imágenes servidas desde almacenamiento de objetos (por ejemplo S3 o GCS) detrás de un CDN, con un pipeline de optimización (tamaños/formatos responsivos).</w:t>
+      </w:r>
+    </w:p>
+    <w:p>
+      <w:pPr>
+        <w:pStyle w:val="ListParagraph"/>
+        <w:numPr>
+          <w:ilvl w:val="0"/>
+          <w:numId w:val="2"/>
+        </w:numPr>
+        <w:spacing w:after="90"/>
+      </w:pPr>
+      <w:r>
+        <w:t xml:space="preserve">Mini-mapa vía el mismo proveedor de mapas del Módulo 3.</w:t>
+      </w:r>
+    </w:p>
+    <w:p>
+      <w:pPr>
+        <w:pStyle w:val="ListParagraph"/>
+        <w:numPr>
+          <w:ilvl w:val="0"/>
+          <w:numId w:val="2"/>
+        </w:numPr>
+        <w:spacing w:after="90"/>
+      </w:pPr>
+      <w:r>
+        <w:t xml:space="preserve">Integración con el canal de contacto por WhatsApp del Módulo 10 para "Contactar asesor inmobiliario".</w:t>
       </w:r>
     </w:p>
     <w:p>
@@ -468,20 +462,20 @@
           <w:bCs/>
           <w:color w:val="004481"/>
         </w:rPr>
-        <w:t xml:space="preserve">8. Consideraciones de seguridad — equipo de Seguridad</w:t>
-      </w:r>
-    </w:p>
-    <w:p>
-      <w:pPr>
-        <w:pStyle w:val="ListParagraph"/>
-        <w:numPr>
-          <w:ilvl w:val="0"/>
-          <w:numId w:val="2"/>
-        </w:numPr>
-        <w:spacing w:after="90"/>
-      </w:pPr>
-      <w:r>
-        <w:t xml:space="preserve">Sin datos sensibles de usuario en la ficha en sí — favoritos y contacto con asesor sí requieren sesión, con el mismo alcance descrito en el Módulo 1.</w:t>
+        <w:t xml:space="preserve">8. Requerimientos de seguridad — equipo de Seguridad</w:t>
+      </w:r>
+    </w:p>
+    <w:p>
+      <w:pPr>
+        <w:pStyle w:val="ListParagraph"/>
+        <w:numPr>
+          <w:ilvl w:val="0"/>
+          <w:numId w:val="2"/>
+        </w:numPr>
+        <w:spacing w:after="90"/>
+      </w:pPr>
+      <w:r>
+        <w:t xml:space="preserve">Sin datos sensibles de usuario en la ficha en sí — favorito y contacto con asesor requieren la sesión autenticada definida en el Módulo 1.</w:t>
       </w:r>
     </w:p>
     <w:p>
@@ -498,50 +492,7 @@
           <w:bCs/>
           <w:color w:val="004481"/>
         </w:rPr>
-        <w:t xml:space="preserve">9. Limitaciones conocidas del prototipo</w:t>
-      </w:r>
-    </w:p>
-    <w:p>
-      <w:pPr>
-        <w:pStyle w:val="ListParagraph"/>
-        <w:numPr>
-          <w:ilvl w:val="0"/>
-          <w:numId w:val="2"/>
-        </w:numPr>
-        <w:spacing w:after="90"/>
-      </w:pPr>
-      <w:r>
-        <w:t xml:space="preserve">Catálogo fijo, sin actualización real de precio o disponibilidad.</w:t>
-      </w:r>
-    </w:p>
-    <w:p>
-      <w:pPr>
-        <w:pStyle w:val="ListParagraph"/>
-        <w:numPr>
-          <w:ilvl w:val="0"/>
-          <w:numId w:val="2"/>
-        </w:numPr>
-        <w:spacing w:after="90"/>
-      </w:pPr>
-      <w:r>
-        <w:t xml:space="preserve">Sin reseñas ni preguntas de otros usuarios.</w:t>
-      </w:r>
-    </w:p>
-    <w:p>
-      <w:pPr>
-        <w:pStyle w:val="Heading2"/>
-        <w:pBdr>
-          <w:bottom w:val="single" w:color="D9DEE4" w:sz="4" w:space="4"/>
-        </w:pBdr>
-        <w:spacing w:after="120" w:before="300"/>
-      </w:pPr>
-      <w:r>
-        <w:rPr>
-          <w:b/>
-          <w:bCs/>
-          <w:color w:val="004481"/>
-        </w:rPr>
-        <w:t xml:space="preserve">10. Pendientes / decisiones abiertas</w:t>
+        <w:t xml:space="preserve">9. Pendientes / decisiones abiertas</w:t>
       </w:r>
     </w:p>
     <w:p>
@@ -567,7 +518,7 @@
         <w:spacing w:after="90"/>
       </w:pPr>
       <w:r>
-        <w:t xml:space="preserve">Conectar a un inventario real de propiedades (ver Módulo 3).</w:t>
+        <w:t xml:space="preserve">Definir el pipeline de carga/optimización de imágenes.</w:t>
       </w:r>
     </w:p>
     <w:sectPr>
